--- a/長億南園8樓/長億南園8樓_房仲向屋主議價溝通文件.docx
+++ b/長億南園8樓/長億南園8樓_房仲向屋主議價溝通文件.docx
@@ -4,15 +4,15 @@
   <w:body>
     <w:p>
       <w:pPr>
-        <w:spacing w:before="0" w:after="40"/>
+        <w:spacing w:after="80"/>
       </w:pPr>
       <w:r>
         <w:rPr>
           <w:rFonts w:ascii="微軟正黑體" w:hAnsi="微軟正黑體"/>
-          <w:b w:val="0"/>
+          <w:b/>
           <w:i w:val="0"/>
-          <w:color w:val="555555"/>
-          <w:sz w:val="24"/>
+          <w:color w:val="1B365D"/>
+          <w:sz w:val="36"/>
           <w:rFonts w:eastAsia="微軟正黑體"/>
         </w:rPr>
         <w:t>長億南園 8 樓（永義房屋 YC1038914 專用）</w:t>
@@ -23,11 +23,12 @@
           <w:rFonts w:ascii="微軟正黑體" w:hAnsi="微軟正黑體"/>
           <w:b/>
           <w:i w:val="0"/>
-          <w:color w:val="1B365D"/>
-          <w:sz w:val="40"/>
+          <w:color w:val="D98C14"/>
+          <w:sz w:val="32"/>
           <w:rFonts w:eastAsia="微軟正黑體"/>
         </w:rPr>
         <w:t>房仲向屋主議價溝通說帖與實戰逐字稿</w:t>
+        <w:br/>
       </w:r>
     </w:p>
     <w:p>
@@ -37,10 +38,10 @@
       <w:r>
         <w:rPr>
           <w:rFonts w:ascii="微軟正黑體" w:hAnsi="微軟正黑體"/>
-          <w:b/>
-          <w:i w:val="0"/>
-          <w:color w:val="C0392B"/>
-          <w:sz w:val="22"/>
+          <w:b w:val="0"/>
+          <w:i/>
+          <w:color w:val="555555"/>
+          <w:sz w:val="20"/>
           <w:rFonts w:eastAsia="微軟正黑體"/>
         </w:rPr>
         <w:t>【市場大盤反轉急凍・同社區4戶競售剖析・南屯大墩人文競品威脅・掌握稀缺中年自住買盤】</w:t>
@@ -59,7 +60,7 @@
         <w:tc>
           <w:tcPr>
             <w:tcW w:type="dxa" w:w="9936"/>
-            <w:shd w:fill="F4F6F9"/>
+            <w:shd w:fill="F0F4F8"/>
             <w:tcMar>
               <w:top w:w="140" w:type="dxa"/>
               <w:bottom w:w="140" w:type="dxa"/>
@@ -84,7 +85,7 @@
                 <w:color w:val="1B365D"/>
                 <w:sz w:val="22"/>
               </w:rPr>
-              <w:t>【文件使用指引與談判戰略核心】</w:t>
+              <w:t>【【文件使用指引與談判戰略核心】】</w:t>
               <w:br/>
             </w:r>
             <w:r>
@@ -145,7 +146,7 @@
               <w:right w:w="200" w:type="dxa"/>
             </w:tcMar>
             <w:tcBorders>
-              <w:left w:val="single" w:sz="24" w:space="0" w:color="E67E22"/>
+              <w:left w:val="single" w:sz="24" w:space="0" w:color="D98C14"/>
               <w:top w:val="none"/>
               <w:right w:val="none"/>
               <w:bottom w:val="none"/>
@@ -162,7 +163,7 @@
                 <w:color w:val="1B365D"/>
                 <w:sz w:val="22"/>
               </w:rPr>
-              <w:t>【房仲與屋主面談・開場實戰逐字稿】</w:t>
+              <w:t>【【房仲與屋主面談・開場實戰逐字稿】】</w:t>
               <w:br/>
             </w:r>
             <w:r>
@@ -283,7 +284,7 @@
           <w:b/>
           <w:i w:val="0"/>
           <w:color w:val="1B365D"/>
-          <w:sz w:val="24"/>
+          <w:sz w:val="22"/>
           <w:rFonts w:eastAsia="微軟正黑體"/>
         </w:rPr>
         <w:t>理由 1：【南區大盤成交量暴跌 76.4%，價格正式向下反轉】老屋只會越放越便宜、越難賣</w:t>
@@ -349,7 +350,7 @@
           <w:b/>
           <w:i w:val="0"/>
           <w:color w:val="1B365D"/>
-          <w:sz w:val="24"/>
+          <w:sz w:val="22"/>
           <w:rFonts w:eastAsia="微軟正黑體"/>
         </w:rPr>
         <w:t>理由 2：【實價登錄最新低點定錨】最新成交已跌至 21.4 萬/坪，同社區 9 樓更僅 782 萬</w:t>
@@ -415,7 +416,7 @@
           <w:b/>
           <w:i w:val="0"/>
           <w:color w:val="1B365D"/>
-          <w:sz w:val="24"/>
+          <w:sz w:val="22"/>
           <w:rFonts w:eastAsia="微軟正黑體"/>
         </w:rPr>
         <w:t>理由 3：【同社區即有 4 戶在售，附近社區類似總價更有數十戶競售】競爭激烈，誰先讓利誰先拿現金</w:t>
@@ -481,7 +482,7 @@
           <w:b/>
           <w:i w:val="0"/>
           <w:color w:val="1B365D"/>
-          <w:sz w:val="24"/>
+          <w:sz w:val="22"/>
           <w:rFonts w:eastAsia="微軟正黑體"/>
         </w:rPr>
         <w:t>理由 4：【921 震前老屋抗性＋同社區產調安全疑慮】相同預算買方可選「921 震後宅」徹底消除疑慮</w:t>
@@ -524,9 +525,9 @@
                 <w:color w:val="2C3E50"/>
                 <w:sz w:val="20"/>
               </w:rPr>
-              <w:t>• 客觀實證：長億南園民國 80 年興建（屋齡 34.7 年），同社區產調明確揭露「曾被台中市政府列為需注意建物（勿承諾貸款成數）」。買方直言：在相同價位下，市場上完全可以選擇購買「921 震後宅」徹底消除對地震安全疑慮。</w:t>
+              <w:t>• 客觀實證：長億南園民國 80 年興建（屋齡 34.7 年），同社區產調明確揭露「曾被台中市政府列為需注意建物（勿承諾貸款成數）」。買方直言：在相同價位下，市場上完全可以選擇購買「921 震後宅」(大慶國宅)徹底消除對地震安全疑慮。</w:t>
               <w:br/>
-              <w:t>• 逐字稿：「買方在查閱同社區產調時，看到了很敏感的紀錄：長億南園在 921 震災後，曾被台中市政府列為『需注意建物』，產調更特別註記『勿承諾貸款成數』。雖然目前早已沒有列管，但買方是買來自住的，對於 921 震前的三十幾年大樓，心裡本來就有一層耐震與結構安全的疑慮。買方非常坦白地跟我說：『以現在 800、900 萬的價位，在市場上完全可以挑到 921 震後興建、符合最新耐震法規的中古大樓，對地震的疑慮可以完全消除！』震前蓋的房子在現在市場上本來就有明顯抗性，加上銀行因為屋齡高和歷史紀錄，貸款成數抓得極緊。買方願意包容震前老屋的顧慮來跟我們談，就是希望屋主在價格上給予合理誠懇的折讓！」</w:t>
+              <w:t>• 逐字稿：「買方在查閱同社區產調時，看到了很敏感的紀錄：長億南園在 921 震災後，曾被台中市政府列為『需注意建物』，產調更特別註記『勿承諾貸款成數』。雖然目前早已沒有列管，但買方是買來自住的，對於 921 震前的三十幾年大樓，心裡本來就有一層耐震與結構安全的疑慮。買方非常坦白地跟我說：『以現在 800、900 萬的價位，在市場上可以挑到 921 震後興建、符合最新耐震法規的中古大樓(大慶國宅)，對地震的疑慮可以完全消除！』震前蓋的房子在現在市場上本來就有明顯抗性，加上銀行因為屋齡高和歷史紀錄，貸款成數抓得極緊。買方願意包容震前老屋的顧慮來跟我們談，就是希望屋主在價格上給予合理誠懇的折讓！」</w:t>
             </w:r>
           </w:p>
         </w:tc>
@@ -547,7 +548,7 @@
           <w:b/>
           <w:i w:val="0"/>
           <w:color w:val="1B365D"/>
-          <w:sz w:val="24"/>
+          <w:sz w:val="22"/>
           <w:rFonts w:eastAsia="微軟正黑體"/>
         </w:rPr>
         <w:t>理由 5：【近年來年輕人只願意買新建社區住宅，願意買 34 年老屋的買家只剩中年家庭】</w:t>
@@ -613,7 +614,7 @@
           <w:b/>
           <w:i w:val="0"/>
           <w:color w:val="1B365D"/>
-          <w:sz w:val="24"/>
+          <w:sz w:val="22"/>
           <w:rFonts w:eastAsia="微軟正黑體"/>
         </w:rPr>
         <w:t>理由 6：【買方曾租住南屯『大墩人文』社區有感情，正由信義房屋積極洽談中】</w:t>
@@ -658,7 +659,7 @@
               </w:rPr>
               <w:t>• 客觀實證：買方曾租屋住過南屯「大墩人文」（約 188 戶），深有感情，正由信義房屋積極洽談中。南屯地段佳、近捷運與好市多。若本戶屋主無意願協調溝通，買家只好轉向信義房屋購買大墩人文。</w:t>
               <w:br/>
-              <w:t>• 逐字稿：「大哥／大姐，我必須跟您透露一個非常緊急的競爭狀況：這組買方之前曾經在南屯的『大墩人文』社區租屋住過很長一段時間，對大墩人文社區非常有感情！現在信義房屋的業務正積極帶他們洽談大墩人文這個案子。坦白講，大墩人文約 188 戶規模適中，南屯區的地段條件、保值性確實比南區更好，離好市多、捷運站都更近。買方今天跟我講得很白：他們是因為喜歡我們 8 樓室內 32 坪的大空間，才第一優先考慮我們。但如果大哥／大姐這邊沒有意願協調溝通的話，買家就只好轉向信義房屋去買大墩人文了！南屯的案子條件擺在那裡，我們千萬不能把這組已經送到門口的買方推給信義房屋！」</w:t>
+              <w:t>• 逐字稿：「大哥／大姐，我必須跟您透露一個非常緊急的競爭狀況：這組買方之前曾經在南屯的『大墩人文』社區租屋住過很長一段時間，對大墩人文社區非常有感情！現在信義房屋的業務正積極帶他們洽談大墩人文這個案子。坦白講，大墩人文約 188 戶規模適中，南屯區的地段條件、保值性確實比南區更好，離好市多、捷運站都更近。買方今天跟我講得很白：他們是因為喜歡我們 8 樓室內 32 坪的大空間，才第一優先考慮我們。但如果大哥／大姐這邊沒有意願協調溝通的話，買家就只好轉向信義房屋去買大墩人文了！而且大墩人文的室內空間也高達31.5坪，買家也相當滿意。南屯的物件條件擺在那裡，我們千萬不能把這組已經送到門口的買方推給信義房屋！」</w:t>
             </w:r>
           </w:p>
         </w:tc>
@@ -679,10 +680,10 @@
           <w:b/>
           <w:i w:val="0"/>
           <w:color w:val="1B365D"/>
-          <w:sz w:val="24"/>
+          <w:sz w:val="22"/>
           <w:rFonts w:eastAsia="微軟正黑體"/>
         </w:rPr>
-        <w:t>理由 7：【雙衛浴皆無對外窗＋裝修自然折舊】買方無法追高</w:t>
+        <w:t>理由 7：【雙衛浴皆無對外窗＋舊裝潢清運泥作工程龐大】買方無法追高</w:t>
       </w:r>
     </w:p>
     <w:tbl>
@@ -722,9 +723,9 @@
                 <w:color w:val="2C3E50"/>
                 <w:sz w:val="20"/>
               </w:rPr>
-              <w:t>• 客觀實證：兩間衛浴皆無開窗，且 6 年前裝修已有自然折舊。買方入住前仍須備妥工程款加裝衛浴獨立排風暖風乾燥系統與全室窗戶油漆整理，買方無法出高價追價。</w:t>
+              <w:t>• 客觀實證：兩間衛浴皆無開窗，且 6 年前裝修已有自然折舊。此外，原本舊有的裝潢、衣櫃、固定書桌，買方都需要拆除清運，重新施作泥作、粉刷、油漆等工程，因此買方也會有額外的成本需要負擔；加上衛浴須加裝獨立排風暖風乾燥系統，整修開銷龐大，買方無法出高價追價。</w:t>
               <w:br/>
-              <w:t>• 逐字稿：「我有跟買方大力強調，您 6 年前有花心思整理過水電跟衛浴，屋況底子很好！但買方也很坦誠地評估：裝修畢竟也用了 6 年，有自然使用痕跡；加上兩間衛浴都沒有對外窗，為了家裡空氣與潮濕問題，買方必須加裝全套暖風乾燥設備，整間油漆、窗戶更換與細部整理，算一算還要額外準備一大筆工程款。買方跟我強調，他的購屋總預算扣掉整修費後已經到了上限，面對老屋折舊與暗衛抗性，他實在無法出高價追價，絕不是故意殺價，而是家庭財務的極限。」</w:t>
+              <w:t>• 逐字稿：「我有跟買方大力強調，您 6 年前有花心思整理過水電跟衛浴，屋況底子很好！但買方也很坦誠地評估：裝修畢竟也用了 6 年，有自然使用痕跡；加上原本舊有的裝潢、衣櫃、固定書桌，買方都需要拆除清運，重新施作泥作、粉刷、油漆等工程，因此買方也會有額外的成本需要負擔。再加上兩間衛浴都沒有對外窗，為了家裡空氣與潮濕問題，買方必須加裝全套暖風乾燥設備，整間油漆、窗戶更換與細部拆除整理，算一算還要額外準備一大筆工程款。買方跟我強調，他的購屋總預算扣掉拆除清運與泥作整修費後已經到了上限，面對老屋折舊與暗衛抗性，他實在無法出高價追價，絕不是故意殺價，而是家庭財務的極限。」</w:t>
             </w:r>
           </w:p>
         </w:tc>
@@ -745,7 +746,7 @@
           <w:b/>
           <w:i w:val="0"/>
           <w:color w:val="1B365D"/>
-          <w:sz w:val="24"/>
+          <w:sz w:val="22"/>
           <w:rFonts w:eastAsia="微軟正黑體"/>
         </w:rPr>
         <w:t>理由 8：【屋主 107 年 670 萬買入持有滿 8 年＋享 400 萬免稅額】大賺出場、零稅率落袋為安</w:t>
@@ -790,7 +791,7 @@
               </w:rPr>
               <w:t>• 客觀實證：屋主 107 年 6 月買入 670 萬（15.9 萬/坪），持有已滿 8 年。若在 700 多萬成交全額回收成本且現賺數十萬現金；若符合自住設籍更享 400 萬免稅額，免繳房地合一稅！</w:t>
               <w:br/>
-              <w:t>• 逐字稿：「大哥／大姐，我們回頭看這筆帳：您在民國 107 年以 670 萬（每坪 15.9 萬）買進這間房子，到現在已經整整持有 8 年了！這 8 年來您自己也享受了房子的居住價值。今天如果我們幫您促成在七百多萬成交，您不僅把當年的 670 萬買價全部拿回，帳面上還多賺了幾十萬現金落袋！而且因為您持有滿 8 年，如果符合自住規定，房地合一稅有 400 萬的免稅額，這筆獲利您一毛稅都不用繳，全部是白花花的現金進戶頭！在現在房市正要走跌的轉折點，能帶著獲利、不用繳重稅、安全出場，把資金拿去放在定存或更安全的投資上，絕對是最聰明的大贏家！」</w:t>
+              <w:t>• 逐字稿：「大哥／大姐，我們回頭看這筆帳：您在民國 107 年以 670 萬（每坪 15.9 萬）買進這間房子，到現在已經整整持有 8 年了！這 8 年來您自己也享受了房子的居住價值。今天如果我們幫您促成可以成交，您不僅把當年的 670 萬買價全部拿回，帳面上還多賺了許多現金落袋！而且因為您持有滿 8 年，如果符合自住規定，房地合一稅有 400 萬的免稅額，這筆獲利您一毛稅都不用繳，全部是白花花的現金進戶頭！在現在房市正要走跌的轉折點，能帶著獲利、不用繳重稅、安全出場，把資金拿去放在定存或更安全的投資上，絕對是最聰明的大贏家！」</w:t>
             </w:r>
           </w:p>
         </w:tc>
@@ -811,7 +812,7 @@
           <w:b/>
           <w:i w:val="0"/>
           <w:color w:val="1B365D"/>
-          <w:sz w:val="24"/>
+          <w:sz w:val="22"/>
           <w:rFonts w:eastAsia="微軟正黑體"/>
         </w:rPr>
         <w:t>理由 9：【十三期與周邊新成屋完工潮磁吸比價，老陳屋邊緣化加劇】</w:t>
@@ -877,7 +878,7 @@
           <w:b/>
           <w:i w:val="0"/>
           <w:color w:val="1B365D"/>
-          <w:sz w:val="24"/>
+          <w:sz w:val="22"/>
           <w:rFonts w:eastAsia="微軟正黑體"/>
         </w:rPr>
         <w:t>理由 10：【高利環境下收回數百萬現金創造穩定收益，勝過死鎖在緩跌老屋】</w:t>
@@ -920,9 +921,9 @@
                 <w:color w:val="2C3E50"/>
                 <w:sz w:val="20"/>
               </w:rPr>
-              <w:t>• 客觀實證：目前利率維持高檔，賣屋收回 670 萬本金加獲利共七百多萬現金，投入高股息或穩健定存每年領數十萬利息，不用再繳房屋稅地價稅管理費，資金效益遠勝套牢在緩跌老屋。</w:t>
+              <w:t>• 客觀實證：目前利率維持高檔，賣屋收回 670 萬本金加獲利，可以投入高股息或穩健定存每年領數十萬利息，不用再繳房屋稅地價稅管理費，資金效益遠勝套牢在緩跌老屋。</w:t>
               <w:br/>
-              <w:t>• 逐字稿：「大哥／大姐，我們把這筆錢換個角度想：現在利率維持高檔，七百多萬現金如果拿在手上，放在穩健的理財、高股息或定存裡，一年穩穩當當生出二、三十萬的被動收入，完全不用操心！相反地，如果這間房子繼續放著，每個月管理費要繳、每年房屋稅地價稅要繳、房子越來越老還要承擔修繕風險，更不用說大盤價格還在緩跌。與其讓幾百萬資金被套牢在一間價格往下走的老房子裡承擔折舊，不如現在把真金白銀全額抱回身邊，穩穩享受被動收益，這才是資產管理最聰明的落袋為安！」</w:t>
+              <w:t>• 逐字稿：「大哥／大姐，我們把這筆錢換個角度想：現在利率維持高檔，七百多萬現金如果拿在手上，放在穩健的理財、高股息或定存裡，一年穩穩當當生出幾十萬元的被動收入，完全不用操心！相反地，如果這間房子繼續放著，每個月管理費要繳、每年房屋稅地價稅要繳、房子越來越老還要承擔修繕風險，更不用說大盤價格還在緩跌。與其讓幾百萬資金被套牢在一間價格往下走的老房子裡承擔折舊，不如現在把真金白銀全額抱回身邊，穩穩享受被動收益，這才是資產管理最聰明的落袋為安！」</w:t>
             </w:r>
           </w:p>
         </w:tc>
@@ -1041,7 +1042,7 @@
                 <w:color w:val="1B365D"/>
                 <w:sz w:val="22"/>
               </w:rPr>
-              <w:t>【🏆 房仲收尾逼單最關鍵的一句話（激發屋主落袋為安與急迫感）】</w:t>
+              <w:t>【【🏆 房仲收尾逼單最關鍵的一句話（激發屋主落袋為安與急迫感）】】</w:t>
               <w:br/>
             </w:r>
             <w:r>
@@ -1059,7 +1060,7 @@
               <w:t>您 107 年買 670 萬，現在成交已經讓您穩穩賺錢出場，又享有滿 8 年自住 400 萬免稅優勢，還能完美避開後面南區老屋量縮價跌與新案夾擊的風險。</w:t>
               <w:br/>
               <w:br/>
-              <w:t>信義房屋那邊今天還在積極催買方去簽南屯的大墩人文，請大哥／大姐今天就痛快做決定，給我們授權簽字，我們立刻幫您把七百多萬的現金穩穩落袋！」</w:t>
+              <w:t>信義房屋那邊今天還在積極催買方去簽南屯的大墩人文，請大哥／大姐今天就做決定，給我們授權簽字，我們立刻幫您把現金穩穩落袋！」</w:t>
             </w:r>
           </w:p>
         </w:tc>
